--- a/examples/example_ats_minimal.docx
+++ b/examples/example_ats_minimal.docx
@@ -358,32 +358,6 @@
     </w:p>
     <w:p>
       <w:pPr>
-        <w:pStyle w:val="RISBullet"/>
-        <w:numPr>
-          <w:ilvl w:val="1"/>
-          <w:numId w:val="90"/>
-        </w:numPr>
-        <w:ind w:left="510" w:hanging="255"/>
-      </w:pPr>
-      <w:r>
-        <w:t>Supervise technicians and plan preventive maintenance for workshop test equipment.</w:t>
-      </w:r>
-    </w:p>
-    <w:p>
-      <w:pPr>
-        <w:pStyle w:val="RISBullet"/>
-        <w:numPr>
-          <w:ilvl w:val="1"/>
-          <w:numId w:val="90"/>
-        </w:numPr>
-        <w:ind w:left="510" w:hanging="255"/>
-      </w:pPr>
-      <w:r>
-        <w:t>Introduced a job-card and spares-inventory system for instrument repairs and calibration work.</w:t>
-      </w:r>
-    </w:p>
-    <w:p>
-      <w:pPr>
         <w:pStyle w:val="RISChildTitle"/>
         <w:tabs>
           <w:tab w:pos="9855" w:val="right"/>
@@ -467,32 +441,6 @@
       </w:pPr>
       <w:r>
         <w:t>Developed payload interface electronics for a fixed-wing UAV electro-optical sensor and supported its ground and flight trials.</w:t>
-      </w:r>
-    </w:p>
-    <w:p>
-      <w:pPr>
-        <w:pStyle w:val="RISBullet"/>
-        <w:numPr>
-          <w:ilvl w:val="0"/>
-          <w:numId w:val="90"/>
-        </w:numPr>
-        <w:ind w:left="255" w:hanging="255"/>
-      </w:pPr>
-      <w:r>
-        <w:t>Integrated mission-computer and display units on MIL-STD-1553 avionics buses and built the automated test rig used for bench validation.</w:t>
-      </w:r>
-    </w:p>
-    <w:p>
-      <w:pPr>
-        <w:pStyle w:val="RISBullet"/>
-        <w:numPr>
-          <w:ilvl w:val="0"/>
-          <w:numId w:val="90"/>
-        </w:numPr>
-        <w:ind w:left="255" w:hanging="255"/>
-      </w:pPr>
-      <w:r>
-        <w:t>Planned environmental qualification (MIL-STD-810 vibration, temperature and humidity) for line-replaceable units and documented the test results.</w:t>
       </w:r>
     </w:p>
     <w:p>
@@ -712,92 +660,6 @@
       </w:pPr>
       <w:r>
         <w:t>A common acceptance protocol and checklist adopted for new ground-receiving systems.</w:t>
-      </w:r>
-    </w:p>
-    <w:p>
-      <w:pPr>
-        <w:spacing w:before="0" w:after="0" w:lineRule="exact" w:line="70"/>
-      </w:pPr>
-      <w:r>
-        <w:rPr>
-          <w:sz w:val="2"/>
-        </w:rPr>
-      </w:r>
-    </w:p>
-    <w:p>
-      <w:pPr>
-        <w:pStyle w:val="Heading2"/>
-        <w:tabs>
-          <w:tab w:pos="9855" w:val="right"/>
-        </w:tabs>
-      </w:pPr>
-      <w:r>
-        <w:rPr>
-          <w:b/>
-        </w:rPr>
-        <w:t>IoT monitoring of laboratory infrastructure</w:t>
-      </w:r>
-      <w:r>
-        <w:tab/>
-      </w:r>
-      <w:r>
-        <w:t>Feb 2020 – Jun 2022</w:t>
-      </w:r>
-    </w:p>
-    <w:p>
-      <w:pPr>
-        <w:pStyle w:val="RISEntrySub"/>
-      </w:pPr>
-      <w:r>
-        <w:t>Project lead</w:t>
-      </w:r>
-    </w:p>
-    <w:p>
-      <w:pPr>
-        <w:pStyle w:val="RISBody"/>
-      </w:pPr>
-      <w:r>
-        <w:t>Instrument rooms lacked continuous environmental and power-quality monitoring.</w:t>
-      </w:r>
-    </w:p>
-    <w:p>
-      <w:pPr>
-        <w:pStyle w:val="RISMeta"/>
-      </w:pPr>
-      <w:r>
-        <w:rPr>
-          <w:b/>
-        </w:rPr>
-        <w:t xml:space="preserve">Technologies: </w:t>
-      </w:r>
-      <w:r>
-        <w:t>ESP32, Environmental sensors, MQTT, Node-RED, InfluxDB, Grafana</w:t>
-      </w:r>
-    </w:p>
-    <w:p>
-      <w:pPr>
-        <w:pStyle w:val="RISBullet"/>
-        <w:numPr>
-          <w:ilvl w:val="0"/>
-          <w:numId w:val="90"/>
-        </w:numPr>
-        <w:ind w:left="255" w:hanging="255"/>
-      </w:pPr>
-      <w:r>
-        <w:t>Deployed ESP32 sensor nodes publishing over MQTT to a Node-RED flow, InfluxDB time-series storage and Grafana dashboards with threshold alerts.</w:t>
-      </w:r>
-    </w:p>
-    <w:p>
-      <w:pPr>
-        <w:pStyle w:val="RISBullet"/>
-        <w:numPr>
-          <w:ilvl w:val="0"/>
-          <w:numId w:val="90"/>
-        </w:numPr>
-        <w:ind w:left="255" w:hanging="255"/>
-      </w:pPr>
-      <w:r>
-        <w:t>Continuous monitoring with automated alerts replaced manual twice-daily readings.</w:t>
       </w:r>
     </w:p>
     <w:p>
@@ -1161,45 +1023,6 @@
         <w:pStyle w:val="Heading1"/>
       </w:pPr>
       <w:r>
-        <w:t>MANUSCRIPTS UNDER REVIEW / IN PREPARATION</w:t>
-      </w:r>
-    </w:p>
-    <w:p>
-      <w:pPr>
-        <w:pStyle w:val="RISCitation"/>
-        <w:tabs>
-          <w:tab w:pos="425" w:val="left"/>
-        </w:tabs>
-        <w:ind w:left="425" w:hanging="425"/>
-      </w:pPr>
-      <w:r>
-        <w:t>[1]</w:t>
-      </w:r>
-      <w:r>
-        <w:tab/>
-      </w:r>
-      <w:r>
-        <w:t>A. Sharma, M. Khan and R. Iyer</w:t>
-      </w:r>
-      <w:r>
-        <w:t xml:space="preserve">, </w:t>
-      </w:r>
-      <w:r>
-        <w:t>“Detection-aware quality assessment of super-resolved drone images,” under review at Example Transactions on Geoscience Imaging.</w:t>
-      </w:r>
-      <w:r>
-        <w:rPr>
-          <w:i/>
-          <w:color w:val="333333"/>
-        </w:rPr>
-        <w:t xml:space="preserve"> [Under review]</w:t>
-      </w:r>
-    </w:p>
-    <w:p>
-      <w:pPr>
-        <w:pStyle w:val="Heading1"/>
-      </w:pPr>
-      <w:r>
         <w:t>CERTIFICATIONS &amp; TRAINING</w:t>
       </w:r>
     </w:p>
@@ -1214,13 +1037,13 @@
         <w:rPr>
           <w:b/>
         </w:rPr>
-        <w:t>Deep Learning for Edge Devices (40-hour course)</w:t>
+        <w:t>Deep Learning for Edge Devices</w:t>
       </w:r>
       <w:r>
         <w:tab/>
       </w:r>
       <w:r>
-        <w:t>2022</w:t>
+        <w:t>Mar 2022</w:t>
       </w:r>
     </w:p>
     <w:p>
@@ -1229,6 +1052,48 @@
       </w:pPr>
       <w:r>
         <w:t>Example Academy of Applied Computing</w:t>
+      </w:r>
+    </w:p>
+    <w:p>
+      <w:pPr>
+        <w:pStyle w:val="RISMeta"/>
+      </w:pPr>
+      <w:r>
+        <w:rPr>
+          <w:b/>
+        </w:rPr>
+        <w:t xml:space="preserve">Duration: </w:t>
+      </w:r>
+      <w:r>
+        <w:t>40 hours</w:t>
+      </w:r>
+    </w:p>
+    <w:p>
+      <w:pPr>
+        <w:pStyle w:val="RISMeta"/>
+      </w:pPr>
+      <w:r>
+        <w:rPr>
+          <w:b/>
+        </w:rPr>
+        <w:t xml:space="preserve">Credential: </w:t>
+      </w:r>
+      <w:r>
+        <w:t>EAAC-DL-0042</w:t>
+      </w:r>
+    </w:p>
+    <w:p>
+      <w:pPr>
+        <w:pStyle w:val="RISMeta"/>
+      </w:pPr>
+      <w:r>
+        <w:rPr>
+          <w:b/>
+        </w:rPr>
+        <w:t xml:space="preserve">Valid until: </w:t>
+      </w:r>
+      <w:r>
+        <w:t>Mar 2029</w:t>
       </w:r>
     </w:p>
     <w:p>
@@ -1252,13 +1117,13 @@
         <w:rPr>
           <w:b/>
         </w:rPr>
-        <w:t>Public Procurement and GFR 2017 (5-day programme)</w:t>
+        <w:t>Workshop on Efficient Deep Learning for Embedded Vision</w:t>
       </w:r>
       <w:r>
         <w:tab/>
       </w:r>
       <w:r>
-        <w:t>2019</w:t>
+        <w:t>Dec 2023</w:t>
       </w:r>
     </w:p>
     <w:p>
@@ -1266,7 +1131,191 @@
         <w:pStyle w:val="RISEntrySub"/>
       </w:pPr>
       <w:r>
-        <w:t>Example Institute of Public Administration</w:t>
+        <w:t>Example Conference on Instrumentation (ECI 2023)</w:t>
+      </w:r>
+    </w:p>
+    <w:p>
+      <w:pPr>
+        <w:pStyle w:val="RISMeta"/>
+      </w:pPr>
+      <w:r>
+        <w:rPr>
+          <w:b/>
+        </w:rPr>
+        <w:t xml:space="preserve">Duration: </w:t>
+      </w:r>
+      <w:r>
+        <w:t>2 days</w:t>
+      </w:r>
+    </w:p>
+    <w:p>
+      <w:pPr>
+        <w:spacing w:before="0" w:after="0" w:lineRule="exact" w:line="70"/>
+      </w:pPr>
+      <w:r>
+        <w:rPr>
+          <w:sz w:val="2"/>
+        </w:rPr>
+      </w:r>
+    </w:p>
+    <w:p>
+      <w:pPr>
+        <w:pStyle w:val="Heading2"/>
+        <w:tabs>
+          <w:tab w:pos="9855" w:val="right"/>
+        </w:tabs>
+      </w:pPr>
+      <w:r>
+        <w:rPr>
+          <w:b/>
+        </w:rPr>
+        <w:t>Introduction to Machine Learning (12-week course)</w:t>
+      </w:r>
+      <w:r>
+        <w:tab/>
+      </w:r>
+      <w:r>
+        <w:t>Oct 2018</w:t>
+      </w:r>
+    </w:p>
+    <w:p>
+      <w:pPr>
+        <w:pStyle w:val="RISEntrySub"/>
+      </w:pPr>
+      <w:r>
+        <w:t>Example Online University Consortium</w:t>
+      </w:r>
+    </w:p>
+    <w:p>
+      <w:pPr>
+        <w:pStyle w:val="RISMeta"/>
+      </w:pPr>
+      <w:r>
+        <w:rPr>
+          <w:b/>
+        </w:rPr>
+        <w:t xml:space="preserve">Duration: </w:t>
+      </w:r>
+      <w:r>
+        <w:t>48 hours</w:t>
+      </w:r>
+    </w:p>
+    <w:p>
+      <w:pPr>
+        <w:pStyle w:val="RISMeta"/>
+      </w:pPr>
+      <w:r>
+        <w:rPr>
+          <w:b/>
+        </w:rPr>
+        <w:t xml:space="preserve">Result: </w:t>
+      </w:r>
+      <w:r>
+        <w:t>Elite (82%)</w:t>
+      </w:r>
+    </w:p>
+    <w:p>
+      <w:pPr>
+        <w:spacing w:before="0" w:after="0" w:lineRule="exact" w:line="70"/>
+      </w:pPr>
+      <w:r>
+        <w:rPr>
+          <w:sz w:val="2"/>
+        </w:rPr>
+      </w:r>
+    </w:p>
+    <w:p>
+      <w:pPr>
+        <w:pStyle w:val="Heading2"/>
+        <w:tabs>
+          <w:tab w:pos="9855" w:val="right"/>
+        </w:tabs>
+      </w:pPr>
+      <w:r>
+        <w:rPr>
+          <w:b/>
+        </w:rPr>
+        <w:t>Public Procurement and GFR 2017</w:t>
+      </w:r>
+      <w:r>
+        <w:tab/>
+      </w:r>
+      <w:r>
+        <w:t>Nov 2019</w:t>
+      </w:r>
+    </w:p>
+    <w:p>
+      <w:pPr>
+        <w:pStyle w:val="RISEntrySub"/>
+      </w:pPr>
+      <w:r>
+        <w:t>Example Institute of Public Administration (sponsored by Kestrel Atmospheric Instrumentation Laboratory)</w:t>
+      </w:r>
+    </w:p>
+    <w:p>
+      <w:pPr>
+        <w:pStyle w:val="RISMeta"/>
+      </w:pPr>
+      <w:r>
+        <w:rPr>
+          <w:b/>
+        </w:rPr>
+        <w:t xml:space="preserve">Duration: </w:t>
+      </w:r>
+      <w:r>
+        <w:t>5 days</w:t>
+      </w:r>
+    </w:p>
+    <w:p>
+      <w:pPr>
+        <w:spacing w:before="0" w:after="0" w:lineRule="exact" w:line="70"/>
+      </w:pPr>
+      <w:r>
+        <w:rPr>
+          <w:sz w:val="2"/>
+        </w:rPr>
+      </w:r>
+    </w:p>
+    <w:p>
+      <w:pPr>
+        <w:pStyle w:val="Heading2"/>
+        <w:tabs>
+          <w:tab w:pos="9855" w:val="right"/>
+        </w:tabs>
+      </w:pPr>
+      <w:r>
+        <w:rPr>
+          <w:b/>
+        </w:rPr>
+        <w:t>National Seminar on Upper-Air Observing Systems</w:t>
+      </w:r>
+      <w:r>
+        <w:tab/>
+      </w:r>
+      <w:r>
+        <w:t>Aug 2021</w:t>
+      </w:r>
+    </w:p>
+    <w:p>
+      <w:pPr>
+        <w:pStyle w:val="RISEntrySub"/>
+      </w:pPr>
+      <w:r>
+        <w:t>Example Society of Atmospheric Instrumentation</w:t>
+      </w:r>
+    </w:p>
+    <w:p>
+      <w:pPr>
+        <w:pStyle w:val="RISMeta"/>
+      </w:pPr>
+      <w:r>
+        <w:rPr>
+          <w:b/>
+        </w:rPr>
+        <w:t xml:space="preserve">Duration: </w:t>
+      </w:r>
+      <w:r>
+        <w:t>1 day</w:t>
       </w:r>
     </w:p>
     <w:p>

--- a/examples/example_ats_minimal.docx
+++ b/examples/example_ats_minimal.docx
@@ -156,10 +156,10 @@
         <w:rPr>
           <w:b/>
         </w:rPr>
-        <w:t xml:space="preserve">Computer vision: </w:t>
+        <w:t xml:space="preserve">Edge AI: </w:t>
       </w:r>
       <w:r>
-        <w:t>Image super-resolution, Object detection</w:t>
+        <w:t>NVIDIA Jetson deployment</w:t>
       </w:r>
     </w:p>
     <w:p>
@@ -186,10 +186,10 @@
         <w:rPr>
           <w:b/>
         </w:rPr>
-        <w:t xml:space="preserve">Edge AI: </w:t>
+        <w:t xml:space="preserve">AI / machine learning: </w:t>
       </w:r>
       <w:r>
-        <w:t>NVIDIA Jetson deployment</w:t>
+        <w:t>PyTorch, Deep learning</w:t>
       </w:r>
     </w:p>
     <w:p>
@@ -201,10 +201,10 @@
         <w:rPr>
           <w:b/>
         </w:rPr>
-        <w:t xml:space="preserve">AI / machine learning: </w:t>
+        <w:t xml:space="preserve">IoT: </w:t>
       </w:r>
       <w:r>
-        <w:t>Deep learning, PyTorch</w:t>
+        <w:t>MQTT and Node-RED, InfluxDB and Grafana</w:t>
       </w:r>
     </w:p>
     <w:p>
@@ -1169,13 +1169,13 @@
         <w:rPr>
           <w:b/>
         </w:rPr>
-        <w:t>Introduction to Machine Learning (12-week course)</w:t>
+        <w:t>National Seminar on Upper-Air Observing Systems</w:t>
       </w:r>
       <w:r>
         <w:tab/>
       </w:r>
       <w:r>
-        <w:t>Oct 2018</w:t>
+        <w:t>Aug 2021</w:t>
       </w:r>
     </w:p>
     <w:p>
@@ -1183,7 +1183,7 @@
         <w:pStyle w:val="RISEntrySub"/>
       </w:pPr>
       <w:r>
-        <w:t>Example Online University Consortium</w:t>
+        <w:t>Example Society of Atmospheric Instrumentation</w:t>
       </w:r>
     </w:p>
     <w:p>
@@ -1197,7 +1197,45 @@
         <w:t xml:space="preserve">Duration: </w:t>
       </w:r>
       <w:r>
-        <w:t>48 hours</w:t>
+        <w:t>1 day</w:t>
+      </w:r>
+    </w:p>
+    <w:p>
+      <w:pPr>
+        <w:spacing w:before="0" w:after="0" w:lineRule="exact" w:line="70"/>
+      </w:pPr>
+      <w:r>
+        <w:rPr>
+          <w:sz w:val="2"/>
+        </w:rPr>
+      </w:r>
+    </w:p>
+    <w:p>
+      <w:pPr>
+        <w:pStyle w:val="Heading2"/>
+        <w:tabs>
+          <w:tab w:pos="9855" w:val="right"/>
+        </w:tabs>
+      </w:pPr>
+      <w:r>
+        <w:rPr>
+          <w:b/>
+        </w:rPr>
+        <w:t>Mid-Career Training Programme for Scientists</w:t>
+      </w:r>
+      <w:r>
+        <w:tab/>
+      </w:r>
+      <w:r>
+        <w:t>Feb 2020</w:t>
+      </w:r>
+    </w:p>
+    <w:p>
+      <w:pPr>
+        <w:pStyle w:val="RISEntrySub"/>
+      </w:pPr>
+      <w:r>
+        <w:t>Example Institute of Scientific Administration (sponsored by Ministry of Example Sciences)</w:t>
       </w:r>
     </w:p>
     <w:p>
@@ -1208,10 +1246,10 @@
         <w:rPr>
           <w:b/>
         </w:rPr>
-        <w:t xml:space="preserve">Result: </w:t>
+        <w:t xml:space="preserve">Duration: </w:t>
       </w:r>
       <w:r>
-        <w:t>Elite (82%)</w:t>
+        <w:t>10 days</w:t>
       </w:r>
     </w:p>
     <w:p>
@@ -1264,58 +1302,6 @@
       </w:r>
       <w:r>
         <w:t>5 days</w:t>
-      </w:r>
-    </w:p>
-    <w:p>
-      <w:pPr>
-        <w:spacing w:before="0" w:after="0" w:lineRule="exact" w:line="70"/>
-      </w:pPr>
-      <w:r>
-        <w:rPr>
-          <w:sz w:val="2"/>
-        </w:rPr>
-      </w:r>
-    </w:p>
-    <w:p>
-      <w:pPr>
-        <w:pStyle w:val="Heading2"/>
-        <w:tabs>
-          <w:tab w:pos="9855" w:val="right"/>
-        </w:tabs>
-      </w:pPr>
-      <w:r>
-        <w:rPr>
-          <w:b/>
-        </w:rPr>
-        <w:t>National Seminar on Upper-Air Observing Systems</w:t>
-      </w:r>
-      <w:r>
-        <w:tab/>
-      </w:r>
-      <w:r>
-        <w:t>Aug 2021</w:t>
-      </w:r>
-    </w:p>
-    <w:p>
-      <w:pPr>
-        <w:pStyle w:val="RISEntrySub"/>
-      </w:pPr>
-      <w:r>
-        <w:t>Example Society of Atmospheric Instrumentation</w:t>
-      </w:r>
-    </w:p>
-    <w:p>
-      <w:pPr>
-        <w:pStyle w:val="RISMeta"/>
-      </w:pPr>
-      <w:r>
-        <w:rPr>
-          <w:b/>
-        </w:rPr>
-        <w:t xml:space="preserve">Duration: </w:t>
-      </w:r>
-      <w:r>
-        <w:t>1 day</w:t>
       </w:r>
     </w:p>
     <w:p>
